--- a/inbox/Application Aware Networking/Vol_IX_Book_00_FedAAN_Day2_Operations_Overview.docx
+++ b/inbox/Application Aware Networking/Vol_IX_Book_00_FedAAN_Day2_Operations_Overview.docx
@@ -36,7 +36,7 @@
     </w:p>
     <w:p>
       <w:pPr>
-        <w:pStyle w:val="FirstParagraph"/>
+        <w:pStyle w:val="FouoBanner"/>
       </w:pPr>
       <w:r>
         <w:t xml:space="preserve">INTERNAL — NOT FOR PUBLIC DISTRIBUTION</w:t>
@@ -53,7 +53,7 @@
     </w:p>
     <w:p>
       <w:pPr>
-        <w:pStyle w:val="FirstParagraph"/>
+        <w:pStyle w:val="CalloutWarning"/>
       </w:pPr>
       <w:r>
         <w:t xml:space="preserve">This document is a</w:t>
@@ -90,7 +90,7 @@
     </w:p>
     <w:p>
       <w:pPr>
-        <w:pStyle w:val="BodyText"/>
+        <w:pStyle w:val="CalloutWarning"/>
       </w:pPr>
       <w:r>
         <w:rPr>
@@ -109,7 +109,7 @@
     <w:bookmarkEnd w:id="9"/>
     <w:p>
       <w:pPr>
-        <w:pStyle w:val="BodyText"/>
+        <w:pStyle w:val="CalloutImportant"/>
       </w:pPr>
       <w:r>
         <w:rPr>
@@ -197,7 +197,7 @@
     </w:p>
     <w:p>
       <w:pPr>
-        <w:pStyle w:val="FirstParagraph"/>
+        <w:pStyle w:val="CalloutNote"/>
       </w:pPr>
       <w:r>
         <w:t xml:space="preserve">This volume targets</w:t>
@@ -835,7 +835,7 @@
     </w:p>
     <w:p>
       <w:pPr>
-        <w:pStyle w:val="FirstParagraph"/>
+        <w:pStyle w:val="CalloutTip"/>
       </w:pPr>
       <w:r>
         <w:t xml:space="preserve">Volume IX does not re-close the identity and configuration mechanisms Volumes I, VI, and VII establish. Its necessity is operational:</w:t>
@@ -2135,6 +2135,128 @@
       <w:b w:val="0"/>
       <w:bCs w:val="0"/>
       <w:color w:themeColor="accent1" w:themeShade="BF" w:val="365F91"/>
+    </w:rPr>
+  </w:style>
+  <w:style w:customStyle="1" w:styleId="CalloutWarning" w:type="paragraph">
+    <w:name w:val="CalloutWarning"/>
+    <w:basedOn w:val="BodyText"/>
+    <w:pPr>
+      <w:shd w:color="auto" w:fill="FBF3E4" w:val="clear"/>
+      <w:pBdr>
+        <w:top w:color="C9D4E0" w:space="6" w:sz="4" w:val="single"/>
+        <w:left w:color="D4860B" w:space="6" w:sz="24" w:val="single"/>
+        <w:bottom w:color="C9D4E0" w:space="6" w:sz="4" w:val="single"/>
+        <w:right w:color="C9D4E0" w:space="6" w:sz="4" w:val="single"/>
+      </w:pBdr>
+      <w:spacing w:after="60" w:before="60"/>
+      <w:ind w:left="120" w:right="120"/>
+    </w:pPr>
+    <w:rPr>
+      <w:color w:val="2A2A2A"/>
+    </w:rPr>
+  </w:style>
+  <w:style w:customStyle="1" w:styleId="CalloutImportant" w:type="paragraph">
+    <w:name w:val="CalloutImportant"/>
+    <w:basedOn w:val="BodyText"/>
+    <w:pPr>
+      <w:shd w:color="auto" w:fill="EDF3F9" w:val="clear"/>
+      <w:pBdr>
+        <w:top w:color="C9D4E0" w:space="6" w:sz="4" w:val="single"/>
+        <w:left w:color="1F3A5F" w:space="6" w:sz="24" w:val="single"/>
+        <w:bottom w:color="C9D4E0" w:space="6" w:sz="4" w:val="single"/>
+        <w:right w:color="C9D4E0" w:space="6" w:sz="4" w:val="single"/>
+      </w:pBdr>
+      <w:spacing w:after="60" w:before="60"/>
+      <w:ind w:left="120" w:right="120"/>
+    </w:pPr>
+    <w:rPr>
+      <w:color w:val="2A2A2A"/>
+    </w:rPr>
+  </w:style>
+  <w:style w:customStyle="1" w:styleId="CalloutNote" w:type="paragraph">
+    <w:name w:val="CalloutNote"/>
+    <w:basedOn w:val="BodyText"/>
+    <w:pPr>
+      <w:shd w:color="auto" w:fill="F3F5F8" w:val="clear"/>
+      <w:pBdr>
+        <w:top w:color="C9D4E0" w:space="6" w:sz="4" w:val="single"/>
+        <w:left w:color="5A6B7B" w:space="6" w:sz="24" w:val="single"/>
+        <w:bottom w:color="C9D4E0" w:space="6" w:sz="4" w:val="single"/>
+        <w:right w:color="C9D4E0" w:space="6" w:sz="4" w:val="single"/>
+      </w:pBdr>
+      <w:spacing w:after="60" w:before="60"/>
+      <w:ind w:left="120" w:right="120"/>
+    </w:pPr>
+    <w:rPr>
+      <w:color w:val="2A2A2A"/>
+    </w:rPr>
+  </w:style>
+  <w:style w:customStyle="1" w:styleId="CalloutTip" w:type="paragraph">
+    <w:name w:val="CalloutTip"/>
+    <w:basedOn w:val="BodyText"/>
+    <w:pPr>
+      <w:shd w:color="auto" w:fill="E6F5F2" w:val="clear"/>
+      <w:pBdr>
+        <w:top w:color="C9D4E0" w:space="6" w:sz="4" w:val="single"/>
+        <w:left w:color="1A9E8F" w:space="6" w:sz="24" w:val="single"/>
+        <w:bottom w:color="C9D4E0" w:space="6" w:sz="4" w:val="single"/>
+        <w:right w:color="C9D4E0" w:space="6" w:sz="4" w:val="single"/>
+      </w:pBdr>
+      <w:spacing w:after="60" w:before="60"/>
+      <w:ind w:left="120" w:right="120"/>
+    </w:pPr>
+    <w:rPr>
+      <w:color w:val="2A2A2A"/>
+    </w:rPr>
+  </w:style>
+  <w:style w:customStyle="1" w:styleId="CalloutCaution" w:type="paragraph">
+    <w:name w:val="CalloutCaution"/>
+    <w:basedOn w:val="BodyText"/>
+    <w:pPr>
+      <w:shd w:color="auto" w:fill="F9EAE8" w:val="clear"/>
+      <w:pBdr>
+        <w:top w:color="C9D4E0" w:space="6" w:sz="4" w:val="single"/>
+        <w:left w:color="C0392B" w:space="6" w:sz="24" w:val="single"/>
+        <w:bottom w:color="C9D4E0" w:space="6" w:sz="4" w:val="single"/>
+        <w:right w:color="C9D4E0" w:space="6" w:sz="4" w:val="single"/>
+      </w:pBdr>
+      <w:spacing w:after="60" w:before="60"/>
+      <w:ind w:left="120" w:right="120"/>
+    </w:pPr>
+    <w:rPr>
+      <w:color w:val="2A2A2A"/>
+    </w:rPr>
+  </w:style>
+  <w:style w:customStyle="1" w:styleId="ExecSummary" w:type="paragraph">
+    <w:name w:val="ExecSummary"/>
+    <w:basedOn w:val="BodyText"/>
+    <w:pPr>
+      <w:shd w:color="auto" w:fill="EDF3F9" w:val="clear"/>
+      <w:pBdr>
+        <w:top w:color="C9D4E0" w:space="6" w:sz="4" w:val="single"/>
+        <w:left w:color="1F3A5F" w:space="6" w:sz="24" w:val="single"/>
+        <w:bottom w:color="C9D4E0" w:space="6" w:sz="4" w:val="single"/>
+        <w:right w:color="C9D4E0" w:space="6" w:sz="4" w:val="single"/>
+      </w:pBdr>
+      <w:spacing w:after="60" w:before="60"/>
+      <w:ind w:left="120" w:right="120"/>
+    </w:pPr>
+    <w:rPr>
+      <w:color w:val="2A2A2A"/>
+    </w:rPr>
+  </w:style>
+  <w:style w:customStyle="1" w:styleId="FouoBanner" w:type="paragraph">
+    <w:name w:val="FouoBanner"/>
+    <w:basedOn w:val="Normal"/>
+    <w:pPr>
+      <w:shd w:color="auto" w:fill="F9EAE8" w:val="clear"/>
+      <w:jc w:val="center"/>
+      <w:spacing w:after="60" w:before="60"/>
+      <w:ind w:left="120" w:right="120"/>
+    </w:pPr>
+    <w:rPr>
+      <w:b/>
+      <w:color w:val="C0392B"/>
     </w:rPr>
   </w:style>
   <w:style w:type="character" w:customStyle="1" w:styleId="KeywordTok">

--- a/inbox/Application Aware Networking/Vol_IX_Book_00_FedAAN_Day2_Operations_Overview.docx
+++ b/inbox/Application Aware Networking/Vol_IX_Book_00_FedAAN_Day2_Operations_Overview.docx
@@ -232,6 +232,53 @@
         <w:t xml:space="preserve">; other CSPs and higher boundaries are deferred, consistent with the rest of the current program.</w:t>
       </w:r>
     </w:p>
+    <w:p>
+      <w:pPr>
+        <w:pStyle w:val="CalloutNote"/>
+      </w:pPr>
+      <w:r>
+        <w:t xml:space="preserve">Volume IX runs on the same ServiceNow Government Cloud coordination hub as Volume VII, which holds</w:t>
+      </w:r>
+      <w:r>
+        <w:t xml:space="preserve"> </w:t>
+      </w:r>
+      <w:r>
+        <w:rPr>
+          <w:b/>
+          <w:bCs/>
+        </w:rPr>
+        <w:t xml:space="preserve">FedRAMP High</w:t>
+      </w:r>
+      <w:r>
+        <w:t xml:space="preserve"> </w:t>
+      </w:r>
+      <w:r>
+        <w:t xml:space="preserve">authorization. The High-on-Moderate boundary treatment — why a High-authorized hub coordinating a Moderate boundary is a conservative, documented posture — is stated once in</w:t>
+      </w:r>
+      <w:r>
+        <w:t xml:space="preserve"> </w:t>
+      </w:r>
+      <w:r>
+        <w:rPr>
+          <w:b/>
+          <w:bCs/>
+        </w:rPr>
+        <w:t xml:space="preserve">Vol VII Book 00 §</w:t>
+      </w:r>
+      <w:r>
+        <w:rPr>
+          <w:b/>
+          <w:bCs/>
+        </w:rPr>
+        <w:t xml:space="preserve">“Authorization Boundary Treatment — ServiceNow High-on-Moderate”</w:t>
+      </w:r>
+      <w:r>
+        <w:t xml:space="preserve"> </w:t>
+      </w:r>
+      <w:r>
+        <w:t xml:space="preserve">and inherited here without restatement.</w:t>
+      </w:r>
+    </w:p>
     <w:bookmarkEnd w:id="10"/>
     <w:bookmarkStart w:id="11" w:name="what-this-volume-addresses"/>
     <w:p>
@@ -247,7 +294,7 @@
         <w:pStyle w:val="FirstParagraph"/>
       </w:pPr>
       <w:r>
-        <w:t xml:space="preserve">Volume VII proved that ServiceNow can operate</w:t>
+        <w:t xml:space="preserve">Volume VII established the pattern for operating</w:t>
       </w:r>
       <w:r>
         <w:t xml:space="preserve"> </w:t>
@@ -1092,7 +1139,7 @@
         <w:pStyle w:val="FirstParagraph"/>
       </w:pPr>
       <w:r>
-        <w:t xml:space="preserve">This overview establishes the day-2 operations layer of the series, extending Volume VII’s coordination doctrine. Functions and planes are named, not organizations; ServiceNow is the deployed coordination example; the substitution path is preserved where a workflow platform is interchangeable. Every book carries a Date Code. The volume map above is authored as committed house-style SVG per ADR-093, rendered to PNG at 3× for crisp</w:t>
+        <w:t xml:space="preserve">This overview establishes the day-2 operations layer of the series, extending Volume VII’s coordination doctrine. Functions and planes are named, not organizations; ServiceNow is the deployed coordination example; the substitution path is preserved where a workflow platform is interchangeable. Every book carries a Date Code. The volume map above is authored as committed house-style SVG, rendered to PNG at 3× for crisp</w:t>
       </w:r>
       <w:r>
         <w:t xml:space="preserve"> </w:t>

--- a/inbox/Application Aware Networking/Vol_IX_Book_00_FedAAN_Day2_Operations_Overview.docx
+++ b/inbox/Application Aware Networking/Vol_IX_Book_00_FedAAN_Day2_Operations_Overview.docx
@@ -803,6 +803,56 @@
           </w:p>
         </w:tc>
       </w:tr>
+      <w:tr>
+        <w:tc>
+          <w:tcPr/>
+          <w:p>
+            <w:pPr>
+              <w:pStyle w:val="Compact"/>
+            </w:pPr>
+            <w:r>
+              <w:rPr>
+                <w:b/>
+                <w:bCs/>
+              </w:rPr>
+              <w:t xml:space="preserve">Vol IX Book 05</w:t>
+            </w:r>
+          </w:p>
+        </w:tc>
+        <w:tc>
+          <w:tcPr/>
+          <w:p>
+            <w:pPr>
+              <w:pStyle w:val="Compact"/>
+            </w:pPr>
+            <w:r>
+              <w:t xml:space="preserve">SaaS Integration Governance</w:t>
+            </w:r>
+          </w:p>
+        </w:tc>
+        <w:tc>
+          <w:tcPr/>
+          <w:p>
+            <w:pPr>
+              <w:pStyle w:val="Compact"/>
+            </w:pPr>
+            <w:r>
+              <w:t xml:space="preserve">The Entra app gallery as a governed SA-9 event — SaaS provisioning gated on a recorded FedRAMP authorization (Lane F)</w:t>
+            </w:r>
+          </w:p>
+        </w:tc>
+        <w:tc>
+          <w:tcPr/>
+          <w:p>
+            <w:pPr>
+              <w:pStyle w:val="Compact"/>
+            </w:pPr>
+            <w:r>
+              <w:t xml:space="preserve">Lane F</w:t>
+            </w:r>
+          </w:p>
+        </w:tc>
+      </w:tr>
     </w:tbl>
     <w:bookmarkStart w:id="16" w:name="fig-vol9-map"/>
     <w:p>
@@ -814,7 +864,7 @@
           <wp:inline>
             <wp:extent cx="5334000" cy="3000375"/>
             <wp:effectExtent b="0" l="0" r="0" t="0"/>
-            <wp:docPr descr="Volume IX book map — the governed day-2 catalog (helpdesk, landing zone, app registrations) over a voice-and-evidence row, all reconciled to the CM-8 join key" title="" id="14" name="Picture"/>
+            <wp:docPr descr="Volume IX book map — the governed day-2 catalog (helpdesk, landing zone, app registrations, SaaS integration) over a voice-and-evidence row, all reconciled to the CM-8 join key" title="" id="14" name="Picture"/>
             <a:graphic>
               <a:graphicData uri="http://schemas.openxmlformats.org/drawingml/2006/picture">
                 <pic:pic>
@@ -857,7 +907,7 @@
         <w:pStyle w:val="ImageCaption"/>
       </w:pPr>
       <w:r>
-        <w:t xml:space="preserve">Volume IX book map — the governed day-2 catalog (helpdesk, landing zone, app registrations) over a voice-and-evidence row, all reconciled to the CM-8 join key</w:t>
+        <w:t xml:space="preserve">Volume IX book map — the governed day-2 catalog (helpdesk, landing zone, app registrations, SaaS integration) over a voice-and-evidence row, all reconciled to the CM-8 join key</w:t>
       </w:r>
     </w:p>
     <w:bookmarkEnd w:id="16"/>
